--- a/flow/20240204_zachala/ap021.docx
+++ b/flow/20240204_zachala/ap021.docx
@@ -964,13 +964,7 @@
         <w:rPr>
           <w:shd w:val="clear" w:color="auto" w:fill="FFFFFF"/>
         </w:rPr>
-        <w:t xml:space="preserve">Апостола </w:t>
-      </w:r>
-      <w:r>
-        <w:rPr>
-          <w:shd w:val="clear" w:color="auto" w:fill="FFFFFF"/>
-        </w:rPr>
-        <w:t>Ананії</w:t>
+        <w:t>Апостола Ананії</w:t>
       </w:r>
     </w:p>
     <w:p>
@@ -1015,21 +1009,21 @@
       </w:pPr>
       <w:r>
         <w:rPr>
+          <w:rStyle w:val="Versetto"/>
+        </w:rPr>
+        <w:t>10.</w:t>
+      </w:r>
+      <w:r>
+        <w:rPr>
+          <w:color w:val="000000"/>
+        </w:rPr>
+        <w:t xml:space="preserve"> </w:t>
+      </w:r>
+      <w:r>
+        <w:rPr>
           <w:color w:val="000000"/>
         </w:rPr>
         <w:t>В тих днях</w:t>
-      </w:r>
-      <w:r>
-        <w:rPr>
-          <w:rStyle w:val="Versetto"/>
-        </w:rPr>
-        <w:t xml:space="preserve"> </w:t>
-      </w:r>
-      <w:r>
-        <w:rPr>
-          <w:rStyle w:val="Versetto"/>
-        </w:rPr>
-        <w:t>10.</w:t>
       </w:r>
       <w:r>
         <w:rPr>
